--- a/03_Outputs/final scripts/es/Module 1/1.4.0-es.docx
+++ b/03_Outputs/final scripts/es/Module 1/1.4.0-es.docx
@@ -9,7 +9,7 @@
     </w:p>
     <w:p>
       <w:r>
-        <w:t xml:space="preserve">¿Cómo convertimos visiones audaces de transformación energética en resultados concretos?  </w:t>
+        <w:t xml:space="preserve">¿Cómo convertimos visiones audaces de transformación energética en resultados del mundo real?  </w:t>
       </w:r>
     </w:p>
     <w:p>
@@ -24,12 +24,12 @@
     </w:p>
     <w:p>
       <w:r>
-        <w:t xml:space="preserve">El enfoque de toda la sociedad reúne a todos en la mesa—gobiernos, comunidades y sector privado. Al trabajar juntos, las políticas se vuelven más inclusivas, las alianzas más fuertes y los resultados más duraderos.  </w:t>
+        <w:t xml:space="preserve">El enfoque de toda la sociedad reúne a todos en la mesa, incluidos gobiernos, comunidades y sector privado. Al trabajar juntos, las políticas se vuelven más inclusivas, las alianzas más fuertes y los resultados más duraderos.  </w:t>
       </w:r>
     </w:p>
     <w:p>
       <w:r>
-        <w:t xml:space="preserve">Un enfoque basado en los derechos humanos redefine la energía como algo más que acceso—es un derecho fundamental. Esto garantiza que la dignidad, la equidad y la inclusión social permanezcan en el centro de cada iniciativa.  </w:t>
+        <w:t xml:space="preserve">Un enfoque basado en los derechos humanos redefine la energía como algo más que acceso; es un derecho fundamental. Esto garantiza que la dignidad, la equidad y la inclusión social permanezcan en el centro de cada iniciativa.  </w:t>
       </w:r>
     </w:p>
     <w:p>
@@ -44,12 +44,7 @@
     </w:p>
     <w:p>
       <w:r>
-        <w:t xml:space="preserve">Juntos, estos enfoques transforman los proyectos. Nos guían para equilibrar la asequibilidad con la suficiencia, gestionar el uso de la tierra entre alimentos y energías renovables, y reducir la huella ambiental donde las comunidades son más vulnerables.  </w:t>
-      </w:r>
-    </w:p>
-    <w:p>
-      <w:r>
-        <w:t xml:space="preserve">Al aplicar estas estrategias, podemos acelerar la transición energética global y garantizar que no solo entregue energía limpia, sino también justicia, equidad y oportunidades.  </w:t>
+        <w:t xml:space="preserve">Al aplicar estas estrategias, podemos acelerar la transición energética global y garantizar que no solo proporcione energía limpia, sino también justicia, equidad y oportunidades.  </w:t>
       </w:r>
     </w:p>
     <w:p>
